--- a/Project/WIP_Report.docx
+++ b/Project/WIP_Report.docx
@@ -6,13 +6,15 @@
       <w:pPr>
         <w:pStyle w:val="Title"/>
         <w:rPr>
-          <w:lang w:val="pt-PT"/>
+          <w:b/>
+          <w:bCs/>
         </w:rPr>
       </w:pPr>
       <w:sdt>
         <w:sdtPr>
           <w:rPr>
-            <w:lang w:val="pt-PT"/>
+            <w:b/>
+            <w:bCs/>
           </w:rPr>
           <w:alias w:val="Title"/>
           <w:tag w:val=""/>
@@ -25,14 +27,27 @@
           <w:text w:multiLine="1"/>
         </w:sdtPr>
         <w:sdtContent>
-          <w:proofErr w:type="spellStart"/>
           <w:r>
             <w:rPr>
-              <w:lang w:val="pt-PT"/>
+              <w:b/>
+              <w:bCs/>
             </w:rPr>
-            <w:t>Introduction</w:t>
+            <w:t xml:space="preserve">Who Would Choose Green? Exploring </w:t>
           </w:r>
-          <w:proofErr w:type="spellEnd"/>
+          <w:r>
+            <w:rPr>
+              <w:b/>
+              <w:bCs/>
+            </w:rPr>
+            <w:t>t</w:t>
+          </w:r>
+          <w:r>
+            <w:rPr>
+              <w:b/>
+              <w:bCs/>
+            </w:rPr>
+            <w:t>he relationship between renewable energy consumption and socioeconomic indicators</w:t>
+          </w:r>
         </w:sdtContent>
       </w:sdt>
     </w:p>
@@ -75,8 +90,18 @@
           <w:kern w:val="0"/>
           <w:lang w:val="en-PT" w:eastAsia="zh-CN"/>
         </w:rPr>
-        <w:t xml:space="preserve">, </w:t>
-      </w:r>
+        <w:t>,</w:t>
+      </w:r>
+    </w:p>
+    <w:p>
+      <w:pPr>
+        <w:pStyle w:val="Title2"/>
+        <w:rPr>
+          <w:rFonts w:ascii="Times New Roman" w:eastAsia="Times New Roman" w:hAnsi="Times New Roman" w:cs="Times New Roman"/>
+          <w:kern w:val="0"/>
+          <w:lang w:val="en-PT" w:eastAsia="zh-CN"/>
+        </w:rPr>
+      </w:pPr>
       <w:r>
         <w:rPr>
           <w:rFonts w:ascii="Times New Roman" w:eastAsia="Times New Roman" w:hAnsi="Times New Roman" w:cs="Times New Roman"/>
@@ -174,7 +199,7 @@
           <w:r>
             <w:fldChar w:fldCharType="separate"/>
           </w:r>
-          <w:hyperlink w:anchor="_Toc226372960" w:history="1">
+          <w:hyperlink w:anchor="_Toc226578935" w:history="1">
             <w:r>
               <w:rPr>
                 <w:rStyle w:val="Hyperlink"/>
@@ -201,7 +226,7 @@
                 <w:noProof/>
                 <w:webHidden/>
               </w:rPr>
-              <w:instrText xml:space="preserve"> PAGEREF _Toc226372960 \h </w:instrText>
+              <w:instrText xml:space="preserve"> PAGEREF _Toc226578935 \h </w:instrText>
             </w:r>
             <w:r>
               <w:rPr>
@@ -245,7 +270,7 @@
               <w14:ligatures w14:val="standardContextual"/>
             </w:rPr>
           </w:pPr>
-          <w:hyperlink w:anchor="_Toc226372961" w:history="1">
+          <w:hyperlink w:anchor="_Toc226578936" w:history="1">
             <w:r>
               <w:rPr>
                 <w:rStyle w:val="Hyperlink"/>
@@ -272,7 +297,7 @@
                 <w:noProof/>
                 <w:webHidden/>
               </w:rPr>
-              <w:instrText xml:space="preserve"> PAGEREF _Toc226372961 \h </w:instrText>
+              <w:instrText xml:space="preserve"> PAGEREF _Toc226578936 \h </w:instrText>
             </w:r>
             <w:r>
               <w:rPr>
@@ -316,7 +341,7 @@
               <w14:ligatures w14:val="standardContextual"/>
             </w:rPr>
           </w:pPr>
-          <w:hyperlink w:anchor="_Toc226372962" w:history="1">
+          <w:hyperlink w:anchor="_Toc226578937" w:history="1">
             <w:r>
               <w:rPr>
                 <w:rStyle w:val="Hyperlink"/>
@@ -343,7 +368,7 @@
                 <w:noProof/>
                 <w:webHidden/>
               </w:rPr>
-              <w:instrText xml:space="preserve"> PAGEREF _Toc226372962 \h </w:instrText>
+              <w:instrText xml:space="preserve"> PAGEREF _Toc226578937 \h </w:instrText>
             </w:r>
             <w:r>
               <w:rPr>
@@ -387,7 +412,7 @@
               <w14:ligatures w14:val="standardContextual"/>
             </w:rPr>
           </w:pPr>
-          <w:hyperlink w:anchor="_Toc226372963" w:history="1">
+          <w:hyperlink w:anchor="_Toc226578938" w:history="1">
             <w:r>
               <w:rPr>
                 <w:rStyle w:val="Hyperlink"/>
@@ -414,7 +439,7 @@
                 <w:noProof/>
                 <w:webHidden/>
               </w:rPr>
-              <w:instrText xml:space="preserve"> PAGEREF _Toc226372963 \h </w:instrText>
+              <w:instrText xml:space="preserve"> PAGEREF _Toc226578938 \h </w:instrText>
             </w:r>
             <w:r>
               <w:rPr>
@@ -458,7 +483,7 @@
               <w14:ligatures w14:val="standardContextual"/>
             </w:rPr>
           </w:pPr>
-          <w:hyperlink w:anchor="_Toc226372964" w:history="1">
+          <w:hyperlink w:anchor="_Toc226578939" w:history="1">
             <w:r>
               <w:rPr>
                 <w:rStyle w:val="Hyperlink"/>
@@ -486,7 +511,7 @@
                 <w:noProof/>
                 <w:webHidden/>
               </w:rPr>
-              <w:instrText xml:space="preserve"> PAGEREF _Toc226372964 \h </w:instrText>
+              <w:instrText xml:space="preserve"> PAGEREF _Toc226578939 \h </w:instrText>
             </w:r>
             <w:r>
               <w:rPr>
@@ -530,7 +555,7 @@
               <w14:ligatures w14:val="standardContextual"/>
             </w:rPr>
           </w:pPr>
-          <w:hyperlink w:anchor="_Toc226372965" w:history="1">
+          <w:hyperlink w:anchor="_Toc226578940" w:history="1">
             <w:r>
               <w:rPr>
                 <w:rStyle w:val="Hyperlink"/>
@@ -557,7 +582,7 @@
                 <w:noProof/>
                 <w:webHidden/>
               </w:rPr>
-              <w:instrText xml:space="preserve"> PAGEREF _Toc226372965 \h </w:instrText>
+              <w:instrText xml:space="preserve"> PAGEREF _Toc226578940 \h </w:instrText>
             </w:r>
             <w:r>
               <w:rPr>
@@ -601,13 +626,13 @@
               <w14:ligatures w14:val="standardContextual"/>
             </w:rPr>
           </w:pPr>
-          <w:hyperlink w:anchor="_Toc226372966" w:history="1">
+          <w:hyperlink w:anchor="_Toc226578941" w:history="1">
             <w:r>
               <w:rPr>
                 <w:rStyle w:val="Hyperlink"/>
                 <w:noProof/>
               </w:rPr>
-              <w:t>References</w:t>
+              <w:t>Methodology</w:t>
             </w:r>
             <w:r>
               <w:rPr>
@@ -628,7 +653,149 @@
                 <w:noProof/>
                 <w:webHidden/>
               </w:rPr>
-              <w:instrText xml:space="preserve"> PAGEREF _Toc226372966 \h </w:instrText>
+              <w:instrText xml:space="preserve"> PAGEREF _Toc226578941 \h </w:instrText>
+            </w:r>
+            <w:r>
+              <w:rPr>
+                <w:noProof/>
+                <w:webHidden/>
+              </w:rPr>
+            </w:r>
+            <w:r>
+              <w:rPr>
+                <w:noProof/>
+                <w:webHidden/>
+              </w:rPr>
+              <w:fldChar w:fldCharType="separate"/>
+            </w:r>
+            <w:r>
+              <w:rPr>
+                <w:noProof/>
+                <w:webHidden/>
+              </w:rPr>
+              <w:t>12</w:t>
+            </w:r>
+            <w:r>
+              <w:rPr>
+                <w:noProof/>
+                <w:webHidden/>
+              </w:rPr>
+              <w:fldChar w:fldCharType="end"/>
+            </w:r>
+          </w:hyperlink>
+        </w:p>
+        <w:p>
+          <w:pPr>
+            <w:pStyle w:val="TOC2"/>
+            <w:tabs>
+              <w:tab w:val="right" w:leader="dot" w:pos="9350"/>
+            </w:tabs>
+            <w:rPr>
+              <w:noProof/>
+              <w:kern w:val="2"/>
+              <w:lang w:val="en-PT" w:eastAsia="zh-CN"/>
+              <w14:ligatures w14:val="standardContextual"/>
+            </w:rPr>
+          </w:pPr>
+          <w:hyperlink w:anchor="_Toc226578942" w:history="1">
+            <w:r>
+              <w:rPr>
+                <w:rStyle w:val="Hyperlink"/>
+                <w:noProof/>
+              </w:rPr>
+              <w:t>Variable Selection</w:t>
+            </w:r>
+            <w:r>
+              <w:rPr>
+                <w:noProof/>
+                <w:webHidden/>
+              </w:rPr>
+              <w:tab/>
+            </w:r>
+            <w:r>
+              <w:rPr>
+                <w:noProof/>
+                <w:webHidden/>
+              </w:rPr>
+              <w:fldChar w:fldCharType="begin"/>
+            </w:r>
+            <w:r>
+              <w:rPr>
+                <w:noProof/>
+                <w:webHidden/>
+              </w:rPr>
+              <w:instrText xml:space="preserve"> PAGEREF _Toc226578942 \h </w:instrText>
+            </w:r>
+            <w:r>
+              <w:rPr>
+                <w:noProof/>
+                <w:webHidden/>
+              </w:rPr>
+            </w:r>
+            <w:r>
+              <w:rPr>
+                <w:noProof/>
+                <w:webHidden/>
+              </w:rPr>
+              <w:fldChar w:fldCharType="separate"/>
+            </w:r>
+            <w:r>
+              <w:rPr>
+                <w:noProof/>
+                <w:webHidden/>
+              </w:rPr>
+              <w:t>12</w:t>
+            </w:r>
+            <w:r>
+              <w:rPr>
+                <w:noProof/>
+                <w:webHidden/>
+              </w:rPr>
+              <w:fldChar w:fldCharType="end"/>
+            </w:r>
+          </w:hyperlink>
+        </w:p>
+        <w:p>
+          <w:pPr>
+            <w:pStyle w:val="TOC2"/>
+            <w:tabs>
+              <w:tab w:val="right" w:leader="dot" w:pos="9350"/>
+            </w:tabs>
+            <w:rPr>
+              <w:noProof/>
+              <w:kern w:val="2"/>
+              <w:lang w:val="en-PT" w:eastAsia="zh-CN"/>
+              <w14:ligatures w14:val="standardContextual"/>
+            </w:rPr>
+          </w:pPr>
+          <w:hyperlink w:anchor="_Toc226578943" w:history="1">
+            <w:r>
+              <w:rPr>
+                <w:rStyle w:val="Hyperlink"/>
+                <w:noProof/>
+              </w:rPr>
+              <w:t>Data Collection</w:t>
+            </w:r>
+            <w:r>
+              <w:rPr>
+                <w:noProof/>
+                <w:webHidden/>
+              </w:rPr>
+              <w:tab/>
+            </w:r>
+            <w:r>
+              <w:rPr>
+                <w:noProof/>
+                <w:webHidden/>
+              </w:rPr>
+              <w:fldChar w:fldCharType="begin"/>
+            </w:r>
+            <w:r>
+              <w:rPr>
+                <w:noProof/>
+                <w:webHidden/>
+              </w:rPr>
+              <w:instrText xml:space="preserve"> PAGEREF _Toc226578943 \h </w:instrText>
             </w:r>
             <w:r>
               <w:rPr>
@@ -672,13 +839,13 @@
               <w14:ligatures w14:val="standardContextual"/>
             </w:rPr>
           </w:pPr>
-          <w:hyperlink w:anchor="_Toc226372967" w:history="1">
+          <w:hyperlink w:anchor="_Toc226578944" w:history="1">
             <w:r>
               <w:rPr>
                 <w:rStyle w:val="Hyperlink"/>
                 <w:noProof/>
               </w:rPr>
-              <w:t>Footnotes</w:t>
+              <w:t>References</w:t>
             </w:r>
             <w:r>
               <w:rPr>
@@ -699,7 +866,7 @@
                 <w:noProof/>
                 <w:webHidden/>
               </w:rPr>
-              <w:instrText xml:space="preserve"> PAGEREF _Toc226372967 \h </w:instrText>
+              <w:instrText xml:space="preserve"> PAGEREF _Toc226578944 \h </w:instrText>
             </w:r>
             <w:r>
               <w:rPr>
@@ -743,13 +910,13 @@
               <w14:ligatures w14:val="standardContextual"/>
             </w:rPr>
           </w:pPr>
-          <w:hyperlink w:anchor="_Toc226372968" w:history="1">
+          <w:hyperlink w:anchor="_Toc226578945" w:history="1">
             <w:r>
               <w:rPr>
                 <w:rStyle w:val="Hyperlink"/>
                 <w:noProof/>
               </w:rPr>
-              <w:t>Tables</w:t>
+              <w:t>Footnotes</w:t>
             </w:r>
             <w:r>
               <w:rPr>
@@ -770,7 +937,7 @@
                 <w:noProof/>
                 <w:webHidden/>
               </w:rPr>
-              <w:instrText xml:space="preserve"> PAGEREF _Toc226372968 \h </w:instrText>
+              <w:instrText xml:space="preserve"> PAGEREF _Toc226578945 \h </w:instrText>
             </w:r>
             <w:r>
               <w:rPr>
@@ -814,12 +981,83 @@
               <w14:ligatures w14:val="standardContextual"/>
             </w:rPr>
           </w:pPr>
-          <w:hyperlink w:anchor="_Toc226372969" w:history="1">
+          <w:hyperlink w:anchor="_Toc226578946" w:history="1">
             <w:r>
               <w:rPr>
                 <w:rStyle w:val="Hyperlink"/>
                 <w:noProof/>
               </w:rPr>
+              <w:t>Tables</w:t>
+            </w:r>
+            <w:r>
+              <w:rPr>
+                <w:noProof/>
+                <w:webHidden/>
+              </w:rPr>
+              <w:tab/>
+            </w:r>
+            <w:r>
+              <w:rPr>
+                <w:noProof/>
+                <w:webHidden/>
+              </w:rPr>
+              <w:fldChar w:fldCharType="begin"/>
+            </w:r>
+            <w:r>
+              <w:rPr>
+                <w:noProof/>
+                <w:webHidden/>
+              </w:rPr>
+              <w:instrText xml:space="preserve"> PAGEREF _Toc226578946 \h </w:instrText>
+            </w:r>
+            <w:r>
+              <w:rPr>
+                <w:noProof/>
+                <w:webHidden/>
+              </w:rPr>
+            </w:r>
+            <w:r>
+              <w:rPr>
+                <w:noProof/>
+                <w:webHidden/>
+              </w:rPr>
+              <w:fldChar w:fldCharType="separate"/>
+            </w:r>
+            <w:r>
+              <w:rPr>
+                <w:noProof/>
+                <w:webHidden/>
+              </w:rPr>
+              <w:t>16</w:t>
+            </w:r>
+            <w:r>
+              <w:rPr>
+                <w:noProof/>
+                <w:webHidden/>
+              </w:rPr>
+              <w:fldChar w:fldCharType="end"/>
+            </w:r>
+          </w:hyperlink>
+        </w:p>
+        <w:p>
+          <w:pPr>
+            <w:pStyle w:val="TOC1"/>
+            <w:tabs>
+              <w:tab w:val="right" w:leader="dot" w:pos="9350"/>
+            </w:tabs>
+            <w:rPr>
+              <w:noProof/>
+              <w:kern w:val="2"/>
+              <w:lang w:val="en-PT" w:eastAsia="zh-CN"/>
+              <w14:ligatures w14:val="standardContextual"/>
+            </w:rPr>
+          </w:pPr>
+          <w:hyperlink w:anchor="_Toc226578947" w:history="1">
+            <w:r>
+              <w:rPr>
+                <w:rStyle w:val="Hyperlink"/>
+                <w:noProof/>
+              </w:rPr>
               <w:t>Figures</w:t>
             </w:r>
             <w:r>
@@ -841,7 +1079,7 @@
                 <w:noProof/>
                 <w:webHidden/>
               </w:rPr>
-              <w:instrText xml:space="preserve"> PAGEREF _Toc226372969 \h </w:instrText>
+              <w:instrText xml:space="preserve"> PAGEREF _Toc226578947 \h </w:instrText>
             </w:r>
             <w:r>
               <w:rPr>
@@ -861,7 +1099,7 @@
                 <w:noProof/>
                 <w:webHidden/>
               </w:rPr>
-              <w:t>16</w:t>
+              <w:t>17</w:t>
             </w:r>
             <w:r>
               <w:rPr>
@@ -891,7 +1129,7 @@
       <w:pPr>
         <w:pStyle w:val="SectionTitle"/>
       </w:pPr>
-      <w:bookmarkStart w:id="0" w:name="_Toc226372960"/>
+      <w:bookmarkStart w:id="0" w:name="_Toc226578935"/>
       <w:r>
         <w:lastRenderedPageBreak/>
         <w:t>Abstract</w:t>
@@ -957,29 +1195,27 @@
         </w:sdtContent>
       </w:sdt>
     </w:p>
-    <w:bookmarkStart w:id="1" w:name="_Toc226372961"/>
     <w:p>
       <w:pPr>
-        <w:pStyle w:val="SectionTitle"/>
+        <w:rPr>
+          <w:rFonts w:asciiTheme="majorHAnsi" w:eastAsiaTheme="majorEastAsia" w:hAnsiTheme="majorHAnsi" w:cstheme="majorBidi"/>
+          <w:b/>
+          <w:bCs/>
+        </w:rPr>
       </w:pPr>
-      <w:sdt>
-        <w:sdtPr>
-          <w:alias w:val="Title"/>
-          <w:tag w:val=""/>
-          <w:id w:val="-1756435886"/>
-          <w:placeholder>
-            <w:docPart w:val="0A46D49B3C65124798FF0DC0F85ED934"/>
-          </w:placeholder>
-          <w:dataBinding w:prefixMappings="xmlns:ns0='http://purl.org/dc/elements/1.1/' xmlns:ns1='http://schemas.openxmlformats.org/package/2006/metadata/core-properties' " w:xpath="/ns1:coreProperties[1]/ns0:title[1]" w:storeItemID="{6C3C8BC8-F283-45AE-878A-BAB7291924A1}"/>
-          <w15:appearance w15:val="hidden"/>
-          <w:text w:multiLine="1"/>
-        </w:sdtPr>
-        <w:sdtContent>
-          <w:r>
-            <w:t>Introduction</w:t>
-          </w:r>
-        </w:sdtContent>
-      </w:sdt>
+      <w:r>
+        <w:br w:type="page"/>
+      </w:r>
+    </w:p>
+    <w:p>
+      <w:pPr>
+        <w:pStyle w:val="Heading1"/>
+      </w:pPr>
+      <w:bookmarkStart w:id="1" w:name="_Toc226578936"/>
+      <w:r>
+        <w:lastRenderedPageBreak/>
+        <w:t>Introduction</w:t>
+      </w:r>
       <w:bookmarkEnd w:id="1"/>
     </w:p>
     <w:p>
@@ -995,7 +1231,7 @@
       <w:pPr>
         <w:pStyle w:val="Heading2"/>
       </w:pPr>
-      <w:bookmarkStart w:id="2" w:name="_Toc226372962"/>
+      <w:bookmarkStart w:id="2" w:name="_Toc226578937"/>
       <w:r>
         <w:t>Research Objective</w:t>
       </w:r>
@@ -1003,16 +1239,86 @@
     </w:p>
     <w:p>
       <w:r>
-        <w:t>This study aims to examine the interaction between renewable energy consumption and various socioeconomic indicators through a panel data analysis. The primary focus is on the renewable energy share in total energy consumption, analyzed in relation to key factors such as access to clean fuels, land area, electricity generation from fossil and nuclear sources, per capita renewable electricity capacity, primary energy consumption, CO2 emissions, GDP per capita, and financial flows to developing countries.</w:t>
+        <w:t xml:space="preserve">This study aims to examine the interaction between renewable energy consumption and various socioeconomic indicators through a </w:t>
+      </w:r>
+      <w:r>
+        <w:t>mixed approach, incorporating both machine learning methods as well as the classical econometrics approach</w:t>
+      </w:r>
+      <w:r>
+        <w:t xml:space="preserve">. </w:t>
+      </w:r>
+      <w:r>
+        <w:t xml:space="preserve">Factor analysis and clustering would be used to distribute countries into different profiles. A </w:t>
+      </w:r>
+      <w:r>
+        <w:t xml:space="preserve">supplementary </w:t>
+      </w:r>
+      <w:r>
+        <w:t>time series analysis would be used to have a</w:t>
+      </w:r>
+      <w:r>
+        <w:t xml:space="preserve">n </w:t>
+      </w:r>
+      <w:r>
+        <w:t xml:space="preserve">understanding on the inertia of the </w:t>
+      </w:r>
+      <w:r>
+        <w:t xml:space="preserve">consumption rate of electricity </w:t>
+      </w:r>
+      <w:r>
+        <w:lastRenderedPageBreak/>
+        <w:t>through renewable energy. The classical econometrics modeling would be used to study</w:t>
+      </w:r>
+      <w:r>
+        <w:t xml:space="preserve"> the renewable energy share in total energy consumption in relation to key </w:t>
+      </w:r>
+      <w:r>
+        <w:t xml:space="preserve">macroeconomic </w:t>
+      </w:r>
+      <w:r>
+        <w:t>factors</w:t>
+      </w:r>
+      <w:r>
+        <w:t>.</w:t>
+      </w:r>
+    </w:p>
+    <w:p>
+      <w:pPr>
+        <w:rPr>
+          <w:lang w:eastAsia="zh-CN"/>
+        </w:rPr>
+      </w:pPr>
+      <w:r>
+        <w:t xml:space="preserve">The goal of this study is to provide insight for policy makers </w:t>
+      </w:r>
+      <w:r>
+        <w:t>in</w:t>
+      </w:r>
+      <w:r>
+        <w:t xml:space="preserve"> international climate policy. </w:t>
+      </w:r>
+      <w:r>
+        <w:t xml:space="preserve">Often, global climate summits yield generic advice like "countries must tax carbon and subsidize solar." </w:t>
+      </w:r>
+      <w:r>
+        <w:t>This study</w:t>
+      </w:r>
+      <w:r>
+        <w:t xml:space="preserve"> will allow </w:t>
+      </w:r>
+      <w:r>
+        <w:t>them</w:t>
+      </w:r>
+      <w:r>
+        <w:t xml:space="preserve"> to generate Profile-Specific Policy Insights.</w:t>
       </w:r>
     </w:p>
     <w:p>
       <w:pPr>
         <w:pStyle w:val="Heading1"/>
       </w:pPr>
-      <w:bookmarkStart w:id="3" w:name="_Toc226372963"/>
-      <w:r>
-        <w:lastRenderedPageBreak/>
+      <w:bookmarkStart w:id="3" w:name="_Toc226578938"/>
+      <w:r>
         <w:t>Literature Review</w:t>
       </w:r>
       <w:bookmarkEnd w:id="3"/>
@@ -1073,7 +1379,7 @@
           <w:lang w:val="en-PT"/>
         </w:rPr>
       </w:pPr>
-      <w:bookmarkStart w:id="4" w:name="_Toc226372964"/>
+      <w:bookmarkStart w:id="4" w:name="_Toc226578939"/>
       <w:r>
         <w:rPr>
           <w:lang w:val="en-PT"/>
@@ -1084,11 +1390,11 @@
     </w:p>
     <w:p>
       <w:r>
-        <w:t xml:space="preserve">The literature on renewable energy sources in the European Union (EU) stresses their potential and the challenges hindering their full exploitation. Despite the abundance of RES, their contribution to the European Union’s gross inland energy consumption remains low at about 7.8-8% (18, 26). The European Union’s reliance on energy imports, predominantly oil and gas, is significant at 53.1%, and is anticipated to increase (18, 26). Renewable energy sources are vital for sustainable growth, security, and meeting demand in rural areas of developing countries (26). The European Union had previously set targets to increase the share of renewable energy sources in total energy consumption to 12% by 2010 and 20% by 2020 (37, 52). However, the development of renewable energy sources is hampered by high costs, unfavorable power pricing rules, perceived risks, lack of access to credit and skills, and environmental externalities (14, 26). Energy prices for conventional fuels do not fully account for environmental damage costs, impeding the commercial scalability of renewable energy sources (14). While countries like Germany, Denmark, and Spain have shown significant support for renewable energy sources through feed-in tariffs and subsidies, the displacement of fossil energy sources by renewable energy sources is gradual (39, 26). The European Union requires supportive public policies, </w:t>
+        <w:t xml:space="preserve">The literature on renewable energy sources in the European Union (EU) stresses their potential and the challenges hindering their full exploitation. Despite the abundance of RES, their contribution to the European Union’s gross inland energy consumption remains low at about 7.8-8% (18, 26). The European Union’s reliance on energy imports, predominantly oil and gas, is significant at 53.1%, and is anticipated to increase (18, 26). Renewable energy sources are vital for sustainable growth, security, and meeting demand in rural areas of developing countries (26). The European Union had previously set targets to increase the share of renewable energy sources in total energy consumption to 12% by 2010 and 20% by 2020 (37, 52). However, the development of renewable energy sources is hampered by high costs, unfavorable power pricing rules, perceived risks, lack of access to credit and skills, and environmental externalities (14, 26). Energy prices for conventional fuels do not fully account for environmental damage costs, </w:t>
       </w:r>
       <w:r>
         <w:lastRenderedPageBreak/>
-        <w:t>including direct subsidies and obligations for utilities to purchase electricity from RES, for the regular development of the renewable energy sources market (26).</w:t>
+        <w:t>impeding the commercial scalability of renewable energy sources (14). While countries like Germany, Denmark, and Spain have shown significant support for renewable energy sources through feed-in tariffs and subsidies, the displacement of fossil energy sources by renewable energy sources is gradual (39, 26). The European Union requires supportive public policies, including direct subsidies and obligations for utilities to purchase electricity from RES, for the regular development of the renewable energy sources market (26).</w:t>
       </w:r>
     </w:p>
     <w:p>
@@ -1106,7 +1412,11 @@
       </w:r>
       <w:proofErr w:type="spellEnd"/>
       <w:r>
-        <w:t xml:space="preserve"> et al. (29) show that social development contributes to renewable energy consumption% in high-income countries. Analyses of individual countries like China (16, 32, 55), India (20), and Tunisia (15, 17) have been conducted, as well as studies encompassing groups of countries such as OECD members (9, 46, 47), European Union members (7, 33, 34), and African countries (1, 13, 40). Additionally, renewable energy consumption per capita (</w:t>
+        <w:t xml:space="preserve"> et al. (29) show that social development contributes to renewable energy consumption% in high-income countries. Analyses of individual countries like China (16, 32, 55), India (20), and Tunisia (15, 17) have been conducted, as well as studies encompassing groups of countries such as OECD members (9, 46, 47), European Union members (7, 33, 34), and African countries (1, 13, 40). Additionally, renewable energy </w:t>
+      </w:r>
+      <w:r>
+        <w:lastRenderedPageBreak/>
+        <w:t>consumption per capita (</w:t>
       </w:r>
       <w:proofErr w:type="spellStart"/>
       <w:r>
@@ -1114,18 +1424,14 @@
       </w:r>
       <w:proofErr w:type="spellEnd"/>
       <w:r>
-        <w:t xml:space="preserve">) has been employed as a proxy in various contexts (10, 24, 43, 45). The focus on renewable energy consumption as a share of total energy consumption (REC%) is less common but insightful. Studies at the individual country level include analyses for Mexico (35), Saudi Arabia (50), and China (31). Others focus on broader regions like African </w:t>
-      </w:r>
-      <w:r>
-        <w:lastRenderedPageBreak/>
-        <w:t>countries (11, 22), high-income countries (29), and European countries (7, 34). Notably, Khan et al. (28) conducted one of the most extensive studies, covering 192 countries.</w:t>
+        <w:t>) has been employed as a proxy in various contexts (10, 24, 43, 45). The focus on renewable energy consumption as a share of total energy consumption (REC%) is less common but insightful. Studies at the individual country level include analyses for Mexico (35), Saudi Arabia (50), and China (31). Others focus on broader regions like African countries (11, 22), high-income countries (29), and European countries (7, 34). Notably, Khan et al. (28) conducted one of the most extensive studies, covering 192 countries.</w:t>
       </w:r>
     </w:p>
     <w:p>
       <w:pPr>
         <w:pStyle w:val="Heading2"/>
       </w:pPr>
-      <w:bookmarkStart w:id="5" w:name="_Toc226372965"/>
+      <w:bookmarkStart w:id="5" w:name="_Toc226578940"/>
       <w:r>
         <w:t>Methodological Overview and Empirical Findings</w:t>
       </w:r>
@@ -1170,11 +1476,8 @@
     </w:p>
     <w:p>
       <w:r>
-        <w:t xml:space="preserve">Ergun and Rivas (21) explored the relationship between income per capita and renewable energy consumption (REC%) in emerging Asian countries. Utilizing a panel data analysis, they discovered a U-shaped relationship between GDP per capita and renewable energy consumption%, where renewable energy consumption% decreases at lower income levels but increases once income reaches a certain threshold. Additionally, their research indicated a </w:t>
-      </w:r>
-      <w:r>
         <w:lastRenderedPageBreak/>
-        <w:t>significant positive effect of financial development on renewable energy consumption%. The findings, unique for establishing this U-shaped relationship in a panel of countries, suggest that as economies grow, renewable energy share eventually increases, influenced by factors like financial development and income levels. These results provide valuable insights for policymakers, indicating that economic growth, combined with supportive financial policies, could enhance renewable energy consumption% in developing countries.</w:t>
+        <w:t>Ergun and Rivas (21) explored the relationship between income per capita and renewable energy consumption (REC%) in emerging Asian countries. Utilizing a panel data analysis, they discovered a U-shaped relationship between GDP per capita and renewable energy consumption%, where renewable energy consumption% decreases at lower income levels but increases once income reaches a certain threshold. Additionally, their research indicated a significant positive effect of financial development on renewable energy consumption%. The findings, unique for establishing this U-shaped relationship in a panel of countries, suggest that as economies grow, renewable energy share eventually increases, influenced by factors like financial development and income levels. These results provide valuable insights for policymakers, indicating that economic growth, combined with supportive financial policies, could enhance renewable energy consumption% in developing countries.</w:t>
       </w:r>
     </w:p>
     <w:p>
@@ -1189,11 +1492,8 @@
     </w:p>
     <w:p>
       <w:r>
-        <w:t xml:space="preserve">Olanrewaju et al. (41) conducted an empirical analysis using panel data to investigate the determinants of renewable energy consumption in Africa from 1990 to 2015. Employing both fixed and random effects models, complemented by the Hausman test for model selection, they analyzed the relationship between renewable energy consumption and various economic factors. The study revealed a negative relationship between renewable energy consumption and energy intensity, and a positive relationship with natural gas rents, suggesting that increases in natural </w:t>
-      </w:r>
-      <w:r>
         <w:lastRenderedPageBreak/>
-        <w:t>gas rents induce renewable energy consumption. Additionally, there were negative correlations with carbon intensity, oil rents, and coal rents, indicating that decreases in these factors lead to increased renewable energy consumption.</w:t>
+        <w:t>Olanrewaju et al. (41) conducted an empirical analysis using panel data to investigate the determinants of renewable energy consumption in Africa from 1990 to 2015. Employing both fixed and random effects models, complemented by the Hausman test for model selection, they analyzed the relationship between renewable energy consumption and various economic factors. The study revealed a negative relationship between renewable energy consumption and energy intensity, and a positive relationship with natural gas rents, suggesting that increases in natural gas rents induce renewable energy consumption. Additionally, there were negative correlations with carbon intensity, oil rents, and coal rents, indicating that decreases in these factors lead to increased renewable energy consumption.</w:t>
       </w:r>
     </w:p>
     <w:p>
@@ -1203,16 +1503,16 @@
     </w:p>
     <w:p>
       <w:r>
-        <w:t>Sisodia and Soares (49) employed macroeconomic empirical models, using data from Eurostat and the World Bank, to analyze investments in the renewable energy sector. Their study, which used fixed and random panel regression models, found that solar investments were not significantly influenced by electricity prices for households or industries. However, carbon emissions (CE) and regulatory governance (RG) negatively impacted solar investment, highlighting the sensitivity of the electricity market to regulatory policies. The research also indicated that lower quality of regulation and administrative formalities positively influence investment. Contrarily, investments in the wind energy sector were found to be negatively associated with carbon emissions and administrative hurdles.</w:t>
+        <w:t xml:space="preserve">Sisodia and Soares (49) employed macroeconomic empirical models, using data from Eurostat and the World Bank, to analyze investments in the renewable energy sector. Their study, which used fixed and random panel regression models, found that solar investments were not significantly influenced by electricity prices for households or industries. However, carbon emissions (CE) and regulatory governance (RG) negatively impacted solar investment, </w:t>
+      </w:r>
+      <w:r>
+        <w:lastRenderedPageBreak/>
+        <w:t>highlighting the sensitivity of the electricity market to regulatory policies. The research also indicated that lower quality of regulation and administrative formalities positively influence investment. Contrarily, investments in the wind energy sector were found to be negatively associated with carbon emissions and administrative hurdles.</w:t>
       </w:r>
     </w:p>
     <w:p>
       <w:r>
-        <w:t xml:space="preserve">Yuni et al. (54) employed a panel data analytic method, using a system GMM estimator, to investigate the impact of renewable energy on economic development in 43 Sub-Saharan </w:t>
-      </w:r>
-      <w:r>
-        <w:lastRenderedPageBreak/>
-        <w:t>African countries. The study extended the traditional Cobb–Douglas production function to include renewable electricity share in total output and consumption. The findings revealed that the share of renewable electricity in total output has a marginally significant and positive impact on economic development, while its share in total consumption showed a positive but insignificant relationship with economic development.</w:t>
+        <w:t>Yuni et al. (54) employed a panel data analytic method, using a system GMM estimator, to investigate the impact of renewable energy on economic development in 43 Sub-Saharan African countries. The study extended the traditional Cobb–Douglas production function to include renewable electricity share in total output and consumption. The findings revealed that the share of renewable electricity in total output has a marginally significant and positive impact on economic development, while its share in total consumption showed a positive but insignificant relationship with economic development.</w:t>
       </w:r>
     </w:p>
     <w:p>
@@ -1222,11 +1522,11 @@
     </w:p>
     <w:p>
       <w:r>
-        <w:t xml:space="preserve">Muazu et al. (38) conducted a study using panel threshold regression analysis to investigate the non-linear relationship between renewable energy consumption and economic growth in 54 African countries. Contrary to traditional studies focusing on non-renewable energy, this research highlighted the asymmetrically negative impact of renewable energy consumption on economic growth when considering all African countries combined. The study found that the effect of renewable energy consumption on economic growth varied across regions, with a dominant negative effect in most regions except southern Africa. It also established the importance of regional differences in threshold values and the necessity of </w:t>
+        <w:t xml:space="preserve">Muazu et al. (38) conducted a study using panel threshold regression analysis to investigate the non-linear relationship between renewable energy consumption and economic </w:t>
       </w:r>
       <w:r>
         <w:lastRenderedPageBreak/>
-        <w:t>optimization strategies to enhance the positive effects of renewable energy consumption on economic growth.</w:t>
+        <w:t>growth in 54 African countries. Contrary to traditional studies focusing on non-renewable energy, this research highlighted the asymmetrically negative impact of renewable energy consumption on economic growth when considering all African countries combined. The study found that the effect of renewable energy consumption on economic growth varied across regions, with a dominant negative effect in most regions except southern Africa. It also established the importance of regional differences in threshold values and the necessity of optimization strategies to enhance the positive effects of renewable energy consumption on economic growth.</w:t>
       </w:r>
     </w:p>
     <w:p>
@@ -1238,9 +1538,12 @@
       <w:pPr>
         <w:pStyle w:val="Heading1"/>
       </w:pPr>
-      <w:r>
+      <w:bookmarkStart w:id="6" w:name="_Toc226578941"/>
+      <w:r>
+        <w:lastRenderedPageBreak/>
         <w:t>Methodology</w:t>
       </w:r>
+      <w:bookmarkEnd w:id="6"/>
     </w:p>
     <w:p>
       <w:r>
@@ -1251,106 +1554,24 @@
       <w:pPr>
         <w:pStyle w:val="Heading2"/>
       </w:pPr>
+      <w:bookmarkStart w:id="7" w:name="_Toc226578942"/>
       <w:r>
         <w:t>Variable Selection</w:t>
       </w:r>
+      <w:bookmarkEnd w:id="7"/>
     </w:p>
     <w:p>
       <w:r>
-        <w:t>The literature review highlights a prevalent focus in existing research on the absolute figures of renewable energy</w:t>
-      </w:r>
-      <w:r>
-        <w:t xml:space="preserve"> </w:t>
-      </w:r>
-      <w:r>
-        <w:t>consumption (REC). While this perspective offers valuable insights into the correlation between REC levels and relevant</w:t>
-      </w:r>
-      <w:r>
-        <w:t xml:space="preserve"> </w:t>
-      </w:r>
-      <w:r>
-        <w:t>factors for specific countries or clusters, it presents limitations when assessing renewable energy adoption rates. For</w:t>
-      </w:r>
-      <w:r>
-        <w:t xml:space="preserve"> </w:t>
-      </w:r>
-      <w:r>
-        <w:t xml:space="preserve">instance, a country like </w:t>
-      </w:r>
-      <w:r>
-        <w:lastRenderedPageBreak/>
-        <w:t>China might exhibit high REC figures in absolute terms compared to Portugal, but this could be</w:t>
-      </w:r>
-      <w:r>
-        <w:t xml:space="preserve"> </w:t>
-      </w:r>
-      <w:r>
-        <w:t>a function of its overall higher energy consumption, rather than indicative of a more substantial commitment to</w:t>
-      </w:r>
-      <w:r>
-        <w:t xml:space="preserve"> </w:t>
-      </w:r>
-      <w:r>
-        <w:t>renewable energy. Consequently, this paper pivots towards a more nuanced approach, prioritizing the relative measure</w:t>
-      </w:r>
-      <w:r>
-        <w:t xml:space="preserve"> </w:t>
-      </w:r>
-      <w:r>
-        <w:t>of REC (REC%) — REC as a proportion of total energy consumption — as the dependent variable. This shift aims to</w:t>
-      </w:r>
-      <w:r>
-        <w:t xml:space="preserve"> </w:t>
-      </w:r>
-      <w:r>
-        <w:t>more accurately discern the determinants influencing a nation's transition from fossil fuels to renewable energy sources,</w:t>
-      </w:r>
-      <w:r>
-        <w:t xml:space="preserve"> </w:t>
-      </w:r>
-      <w:r>
-        <w:t>as well as the nature of this influence.</w:t>
+        <w:t>The literature review highlights a prevalent focus in existing research on the absolute figures of renewable energy consumption (REC). While this perspective offers valuable insights into the correlation between REC levels and relevant factors for specific countries or clusters, it presents limitations when assessing renewable energy adoption rates. For instance, a country like China might exhibit high REC figures in absolute terms compared to Portugal, but this could be a function of its overall higher energy consumption, rather than indicative of a more substantial commitment to renewable energy. Consequently, this paper pivots towards a more nuanced approach, prioritizing the relative measure of REC (REC%) — REC as a proportion of total energy consumption — as the dependent variable. This shift aims to more accurately discern the determinants influencing a nation's transition from fossil fuels to renewable energy sources, as well as the nature of this influence.</w:t>
       </w:r>
     </w:p>
     <w:p>
       <w:r>
-        <w:t>To conduct a comprehensive examination of the factors impacting a country's renewable energy utilization</w:t>
-      </w:r>
-      <w:r>
-        <w:t xml:space="preserve"> </w:t>
-      </w:r>
-      <w:r>
-        <w:t>decisions, explanatory variables have been selected across four distinct dimensions: social, economic, energy</w:t>
-      </w:r>
-      <w:r>
-        <w:t xml:space="preserve"> </w:t>
-      </w:r>
-      <w:r>
-        <w:t>generation, and energy consumption. Social factors encompass access to clean cooking fuels and the country's land area.</w:t>
-      </w:r>
-      <w:r>
-        <w:t xml:space="preserve"> </w:t>
-      </w:r>
-      <w:r>
-        <w:t>Economic dimensions include GDP per capita and financial influx into developing nations. For energy generation, the</w:t>
-      </w:r>
-      <w:r>
-        <w:t xml:space="preserve"> </w:t>
-      </w:r>
-      <w:r>
-        <w:t>variables include electricity derived from fossil and nuclear sources, along with per capita renewable electricity</w:t>
-      </w:r>
-      <w:r>
-        <w:t xml:space="preserve"> </w:t>
-      </w:r>
-      <w:r>
-        <w:t>generation capacity. The energy consumption aspect considers per capita primary energy consumption and CO2</w:t>
-      </w:r>
-      <w:r>
-        <w:t xml:space="preserve"> </w:t>
-      </w:r>
-      <w:r>
-        <w:t xml:space="preserve">emissions. </w:t>
+        <w:t xml:space="preserve">To conduct a comprehensive examination of the factors impacting a country's renewable energy utilization decisions, explanatory variables have been selected across four distinct dimensions: social, economic, energy generation, and energy consumption. Social factors encompass access to clean cooking fuels and the country's land area. Economic dimensions include GDP per capita and financial influx into developing nations. For energy generation, the variables include electricity derived from fossil and nuclear sources, along with per capita renewable electricity generation capacity. The energy consumption aspect considers per capita </w:t>
+      </w:r>
+      <w:r>
+        <w:lastRenderedPageBreak/>
+        <w:t xml:space="preserve">primary energy consumption and CO2 emissions. </w:t>
       </w:r>
       <w:r>
         <w:rPr>
@@ -1359,22 +1580,18 @@
         <w:t>Table 1</w:t>
       </w:r>
       <w:r>
-        <w:t xml:space="preserve"> encapsulates these dependent and independent variables, presenting an overview of the analytical</w:t>
-      </w:r>
-      <w:r>
-        <w:t xml:space="preserve"> </w:t>
-      </w:r>
-      <w:r>
-        <w:t>framework employed in this study.</w:t>
+        <w:t xml:space="preserve"> encapsulates these dependent and independent variables, presenting an overview of the analytical framework employed in this study.</w:t>
       </w:r>
     </w:p>
     <w:p>
       <w:pPr>
         <w:pStyle w:val="Heading2"/>
       </w:pPr>
+      <w:bookmarkStart w:id="8" w:name="_Toc226578943"/>
       <w:r>
         <w:t>Data Collection</w:t>
       </w:r>
+      <w:bookmarkEnd w:id="8"/>
     </w:p>
     <w:p/>
     <w:p>
@@ -1382,17 +1599,15 @@
         <w:pStyle w:val="Heading1"/>
       </w:pPr>
     </w:p>
-    <w:bookmarkStart w:id="6" w:name="_Toc226372966" w:displacedByCustomXml="next"/>
+    <w:bookmarkStart w:id="9" w:name="_Toc226578944" w:displacedByCustomXml="next"/>
     <w:sdt>
       <w:sdtPr>
+        <w:rPr>
+          <w:rFonts w:asciiTheme="minorHAnsi" w:eastAsiaTheme="minorEastAsia" w:hAnsiTheme="minorHAnsi" w:cstheme="minorBidi"/>
+        </w:rPr>
         <w:id w:val="-573587230"/>
         <w:bibliography/>
       </w:sdtPr>
-      <w:sdtEndPr>
-        <w:rPr>
-          <w:rFonts w:asciiTheme="minorHAnsi" w:eastAsiaTheme="minorEastAsia" w:hAnsiTheme="minorHAnsi" w:cstheme="minorBidi"/>
-        </w:rPr>
-      </w:sdtEndPr>
       <w:sdtContent>
         <w:p>
           <w:pPr>
@@ -1402,7 +1617,7 @@
           <w:r>
             <w:t>References</w:t>
           </w:r>
-          <w:bookmarkEnd w:id="6"/>
+          <w:bookmarkEnd w:id="9"/>
         </w:p>
         <w:p>
           <w:pPr>
@@ -1431,13 +1646,7 @@
           </w:r>
           <w:proofErr w:type="spellEnd"/>
           <w:r>
-            <w:t>, and S. B. Youssef. Output, renewable energy consumption</w:t>
-          </w:r>
-          <w:r>
-            <w:t xml:space="preserve"> </w:t>
-          </w:r>
-          <w:r>
-            <w:t xml:space="preserve">and trade in </w:t>
+            <w:t xml:space="preserve">, and S. B. Youssef. Output, renewable energy consumption and trade in </w:t>
           </w:r>
           <w:proofErr w:type="spellStart"/>
           <w:r>
@@ -1445,10 +1654,7 @@
           </w:r>
           <w:proofErr w:type="spellEnd"/>
           <w:r>
-            <w:t>. Energy Policy, 66:11–18, 2014</w:t>
-          </w:r>
-          <w:r>
-            <w:t>.</w:t>
+            <w:t>. Energy Policy, 66:11–18, 2014.</w:t>
           </w:r>
         </w:p>
         <w:p>
@@ -1470,13 +1676,7 @@
           </w:r>
           <w:proofErr w:type="spellEnd"/>
           <w:r>
-            <w:t>. European</w:t>
-          </w:r>
-          <w:r>
-            <w:t xml:space="preserve"> </w:t>
-          </w:r>
-          <w:r>
-            <w:t>Scientific Journal, ESJ, 12:594–594, 2016.</w:t>
+            <w:t>. European Scientific Journal, ESJ, 12:594–594, 2016.</w:t>
           </w:r>
         </w:p>
         <w:p>
@@ -1498,13 +1698,7 @@
           </w:r>
           <w:proofErr w:type="spellEnd"/>
           <w:r>
-            <w:t>. What are the main determinants of renewable energy consumption? a panel</w:t>
-          </w:r>
-          <w:r>
-            <w:t xml:space="preserve"> </w:t>
-          </w:r>
-          <w:r>
-            <w:t xml:space="preserve">threshold regression approach. Anadolu </w:t>
+            <w:t xml:space="preserve">. What are the main determinants of renewable energy consumption? a panel threshold regression approach. Anadolu </w:t>
           </w:r>
           <w:proofErr w:type="spellStart"/>
           <w:r>
@@ -1530,11 +1724,13 @@
           <w:r>
             <w:t xml:space="preserve"> </w:t>
           </w:r>
+          <w:proofErr w:type="spellStart"/>
           <w:r>
-            <w:t>Dergisi,</w:t>
+            <w:t>Dergisi</w:t>
           </w:r>
+          <w:proofErr w:type="spellEnd"/>
           <w:r>
-            <w:t xml:space="preserve"> 2019.</w:t>
+            <w:t>, 2019.</w:t>
           </w:r>
         </w:p>
         <w:p>
@@ -1548,13 +1744,7 @@
             <w:ind w:left="360"/>
           </w:pPr>
           <w:r>
-            <w:t>S. A. Ali, S. Anwar, and S. Nasreen. Renewable and non-renewable energy and its impact on environmental quality</w:t>
-          </w:r>
-          <w:r>
-            <w:t xml:space="preserve"> </w:t>
-          </w:r>
-          <w:r>
-            <w:t xml:space="preserve">in south </w:t>
+            <w:t xml:space="preserve">S. A. Ali, S. Anwar, and S. Nasreen. Renewable and non-renewable energy and its impact on environmental quality in south </w:t>
           </w:r>
           <w:proofErr w:type="spellStart"/>
           <w:r>
@@ -1576,13 +1766,7 @@
             <w:ind w:left="360"/>
           </w:pPr>
           <w:r>
-            <w:t>F. Amri. Intercourse across economic growth, trade and renewable energy consumption in developing and</w:t>
-          </w:r>
-          <w:r>
-            <w:t xml:space="preserve"> </w:t>
-          </w:r>
-          <w:r>
-            <w:t>developed countries. Renewable and Sustainable Energy Reviews, 69:527–534, 2017.</w:t>
+            <w:t>F. Amri. Intercourse across economic growth, trade and renewable energy consumption in developing and developed countries. Renewable and Sustainable Energy Reviews, 69:527–534, 2017.</w:t>
           </w:r>
         </w:p>
         <w:p>
@@ -1596,13 +1780,7 @@
             <w:ind w:left="360"/>
           </w:pPr>
           <w:r>
-            <w:t>F. Amri. Renewable and non-renewable categories of energy consumption and trade: do the development degree</w:t>
-          </w:r>
-          <w:r>
-            <w:t xml:space="preserve"> </w:t>
-          </w:r>
-          <w:r>
-            <w:t>and the industrialization degree matter? Energy, 173:374–383, 2019.</w:t>
+            <w:t>F. Amri. Renewable and non-renewable categories of energy consumption and trade: do the development degree and the industrialization degree matter? Energy, 173:374–383, 2019.</w:t>
           </w:r>
         </w:p>
         <w:p>
@@ -1624,13 +1802,7 @@
           </w:r>
           <w:proofErr w:type="spellEnd"/>
           <w:r>
-            <w:t>. The effect of financial development on renewable energy consumption. a panel data</w:t>
-          </w:r>
-          <w:r>
-            <w:t xml:space="preserve"> </w:t>
-          </w:r>
-          <w:r>
-            <w:t>approach. Renewable Energy, 147:330–338, 2020.</w:t>
+            <w:t>. The effect of financial development on renewable energy consumption. a panel data approach. Renewable Energy, 147:330–338, 2020.</w:t>
           </w:r>
         </w:p>
         <w:p>
@@ -1652,13 +1824,7 @@
           </w:r>
           <w:proofErr w:type="spellEnd"/>
           <w:r>
-            <w:t>, P. Ralon, M. Taylor, and F. La Camera. Renewable power generation costs in 2018. International Renewable</w:t>
-          </w:r>
-          <w:r>
-            <w:t xml:space="preserve"> </w:t>
-          </w:r>
-          <w:r>
-            <w:t>Energy Agency, Abu Dhabi, 2019.</w:t>
+            <w:t>, P. Ralon, M. Taylor, and F. La Camera. Renewable power generation costs in 2018. International Renewable Energy Agency, Abu Dhabi, 2019.</w:t>
           </w:r>
         </w:p>
         <w:p>
@@ -1680,10 +1846,7 @@
           </w:r>
           <w:proofErr w:type="spellEnd"/>
           <w:r>
-            <w:t xml:space="preserve"> </w:t>
-          </w:r>
-          <w:r>
-            <w:t>countries. Energy policy, 38(1):656–660, 2010.</w:t>
+            <w:t xml:space="preserve"> countries. Energy policy, 38(1):656–660, 2010.</w:t>
           </w:r>
         </w:p>
         <w:p>
@@ -1705,19 +1868,7 @@
           </w:r>
           <w:proofErr w:type="spellEnd"/>
           <w:r>
-            <w:t>:</w:t>
-          </w:r>
-          <w:r>
-            <w:t xml:space="preserve"> </w:t>
-          </w:r>
-          <w:r>
-            <w:t>Evidence from a nonlinear panel smooth transition vector error correction model. Energy economics, 42:226–232,</w:t>
-          </w:r>
-          <w:r>
-            <w:t xml:space="preserve"> </w:t>
-          </w:r>
-          <w:r>
-            <w:t>2014.</w:t>
+            <w:t>: Evidence from a nonlinear panel smooth transition vector error correction model. Energy economics, 42:226–232, 2014.</w:t>
           </w:r>
         </w:p>
         <w:p>
@@ -1737,12 +1888,12 @@
       <w:pPr>
         <w:pStyle w:val="SectionTitle"/>
       </w:pPr>
-      <w:bookmarkStart w:id="7" w:name="_Toc226372967"/>
+      <w:bookmarkStart w:id="10" w:name="_Toc226578945"/>
       <w:r>
         <w:lastRenderedPageBreak/>
         <w:t>Footnotes</w:t>
       </w:r>
-      <w:bookmarkEnd w:id="7"/>
+      <w:bookmarkEnd w:id="10"/>
     </w:p>
     <w:p>
       <w:r>
@@ -1788,12 +1939,12 @@
       <w:pPr>
         <w:pStyle w:val="SectionTitle"/>
       </w:pPr>
-      <w:bookmarkStart w:id="8" w:name="_Toc226372968"/>
+      <w:bookmarkStart w:id="11" w:name="_Toc226578946"/>
       <w:r>
         <w:lastRenderedPageBreak/>
         <w:t>Tables</w:t>
       </w:r>
-      <w:bookmarkEnd w:id="8"/>
+      <w:bookmarkEnd w:id="11"/>
     </w:p>
     <w:p>
       <w:pPr>
@@ -2359,12 +2510,12 @@
       <w:pPr>
         <w:pStyle w:val="SectionTitle"/>
       </w:pPr>
-      <w:bookmarkStart w:id="9" w:name="_Toc226372969"/>
+      <w:bookmarkStart w:id="12" w:name="_Toc226578947"/>
       <w:r>
         <w:lastRenderedPageBreak/>
         <w:t>Figures</w:t>
       </w:r>
-      <w:bookmarkEnd w:id="9"/>
+      <w:bookmarkEnd w:id="12"/>
     </w:p>
     <w:p>
       <w:pPr>
@@ -5606,32 +5757,6 @@
     </w:docPart>
     <w:docPart>
       <w:docPartPr>
-        <w:name w:val="0A46D49B3C65124798FF0DC0F85ED934"/>
-        <w:category>
-          <w:name w:val="General"/>
-          <w:gallery w:val="placeholder"/>
-        </w:category>
-        <w:types>
-          <w:type w:val="bbPlcHdr"/>
-        </w:types>
-        <w:behaviors>
-          <w:behavior w:val="content"/>
-        </w:behaviors>
-        <w:guid w:val="{654DB073-ACB0-AE43-A41D-8A24482D0304}"/>
-      </w:docPartPr>
-      <w:docPartBody>
-        <w:p>
-          <w:pPr>
-            <w:pStyle w:val="0A46D49B3C65124798FF0DC0F85ED934"/>
-          </w:pPr>
-          <w:r>
-            <w:t>[Title Here, up to 12 Words, on One to Two Lines]</w:t>
-          </w:r>
-        </w:p>
-      </w:docPartBody>
-    </w:docPart>
-    <w:docPart>
-      <w:docPartPr>
         <w:name w:val="B2638B9C6AF619468220380988012FC2"/>
         <w:category>
           <w:name w:val="General"/>
@@ -5854,9 +5979,11 @@
   </w:compat>
   <w:rsids>
     <w:rsidRoot w:val="005A5532"/>
+    <w:rsid w:val="003D1E65"/>
     <w:rsid w:val="005A5532"/>
     <w:rsid w:val="007673BF"/>
     <w:rsid w:val="00AC2577"/>
+    <w:rsid w:val="00C70129"/>
     <w:rsid w:val="00D153CD"/>
     <w:rsid w:val="00F10E29"/>
   </w:rsids>

--- a/Project/WIP_Report.docx
+++ b/Project/WIP_Report.docx
@@ -32,21 +32,7 @@
               <w:b/>
               <w:bCs/>
             </w:rPr>
-            <w:t xml:space="preserve">Who Would Choose Green? Exploring </w:t>
-          </w:r>
-          <w:r>
-            <w:rPr>
-              <w:b/>
-              <w:bCs/>
-            </w:rPr>
-            <w:t>t</w:t>
-          </w:r>
-          <w:r>
-            <w:rPr>
-              <w:b/>
-              <w:bCs/>
-            </w:rPr>
-            <w:t>he relationship between renewable energy consumption and socioeconomic indicators</w:t>
+            <w:t>Who Would Choose Green? Exploring the relationship between renewable energy consumption and socioeconomic indicators</w:t>
           </w:r>
         </w:sdtContent>
       </w:sdt>
@@ -172,10 +158,46 @@
         <w:p>
           <w:pPr>
             <w:pStyle w:val="TOCHeading"/>
+            <w:rPr>
+              <w:lang w:val="pt-PT"/>
+            </w:rPr>
           </w:pPr>
+          <w:proofErr w:type="spellStart"/>
           <w:r>
-            <w:t>Table of Contents</w:t>
+            <w:rPr>
+              <w:lang w:val="pt-PT"/>
+            </w:rPr>
+            <w:t>Table</w:t>
           </w:r>
+          <w:proofErr w:type="spellEnd"/>
+          <w:r>
+            <w:rPr>
+              <w:lang w:val="pt-PT"/>
+            </w:rPr>
+            <w:t xml:space="preserve"> </w:t>
+          </w:r>
+          <w:proofErr w:type="spellStart"/>
+          <w:r>
+            <w:rPr>
+              <w:lang w:val="pt-PT"/>
+            </w:rPr>
+            <w:t>of</w:t>
+          </w:r>
+          <w:proofErr w:type="spellEnd"/>
+          <w:r>
+            <w:rPr>
+              <w:lang w:val="pt-PT"/>
+            </w:rPr>
+            <w:t xml:space="preserve"> </w:t>
+          </w:r>
+          <w:proofErr w:type="spellStart"/>
+          <w:r>
+            <w:rPr>
+              <w:lang w:val="pt-PT"/>
+            </w:rPr>
+            <w:t>Contents</w:t>
+          </w:r>
+          <w:proofErr w:type="spellEnd"/>
         </w:p>
         <w:p>
           <w:pPr>
@@ -1295,22 +1317,16 @@
         <w:t>in</w:t>
       </w:r>
       <w:r>
-        <w:t xml:space="preserve"> international climate policy. </w:t>
-      </w:r>
-      <w:r>
-        <w:t xml:space="preserve">Often, global climate summits yield generic advice like "countries must tax carbon and subsidize solar." </w:t>
-      </w:r>
-      <w:r>
-        <w:t>This study</w:t>
-      </w:r>
-      <w:r>
-        <w:t xml:space="preserve"> will allow </w:t>
-      </w:r>
-      <w:r>
-        <w:t>them</w:t>
-      </w:r>
-      <w:r>
-        <w:t xml:space="preserve"> to generate Profile-Specific Policy Insights.</w:t>
+        <w:t xml:space="preserve"> </w:t>
+      </w:r>
+      <w:r>
+        <w:t xml:space="preserve">the field of </w:t>
+      </w:r>
+      <w:r>
+        <w:t>international climate policy</w:t>
+      </w:r>
+      <w:r>
+        <w:t xml:space="preserve"> area by demonstrating the need to generate policies based on different country profiles.</w:t>
       </w:r>
     </w:p>
     <w:p>
@@ -1547,7 +1563,25 @@
     </w:p>
     <w:p>
       <w:r>
-        <w:t>This section of the paper discusses the rationale behind the selection of dependent and explanatory variables and the approach of integrating machine learning methods with the traditional statistical approach for the data analysis.</w:t>
+        <w:t xml:space="preserve">This section of the paper discusses the rationale behind the selection of dependent and explanatory variables and the </w:t>
+      </w:r>
+      <w:r>
+        <w:t xml:space="preserve">blended </w:t>
+      </w:r>
+      <w:r>
+        <w:t xml:space="preserve">approach of integrating machine learning methods with the traditional </w:t>
+      </w:r>
+      <w:r>
+        <w:t>econometrics</w:t>
+      </w:r>
+      <w:r>
+        <w:t xml:space="preserve"> </w:t>
+      </w:r>
+      <w:r>
+        <w:t>modeling</w:t>
+      </w:r>
+      <w:r>
+        <w:t xml:space="preserve"> for the data analysis.</w:t>
       </w:r>
     </w:p>
     <w:p>
@@ -1567,20 +1601,26 @@
     </w:p>
     <w:p>
       <w:r>
-        <w:t xml:space="preserve">To conduct a comprehensive examination of the factors impacting a country's renewable energy utilization decisions, explanatory variables have been selected across four distinct dimensions: social, economic, energy generation, and energy consumption. Social factors encompass access to clean cooking fuels and the country's land area. Economic dimensions include GDP per capita and financial influx into developing nations. For energy generation, the variables include electricity derived from fossil and nuclear sources, along with per capita renewable electricity generation capacity. The energy consumption aspect considers per capita </w:t>
+        <w:t xml:space="preserve">To conduct a comprehensive examination of the factors impacting a country's renewable energy utilization decisions, explanatory variables have been selected across four distinct dimensions: </w:t>
+      </w:r>
+      <w:r>
+        <w:t>macroeconomic capacity, infrastructural maturity and energy access, geographic and demographic constraints, and existing energy nix and environmental footprint.</w:t>
+      </w:r>
+      <w:r>
+        <w:t xml:space="preserve"> </w:t>
+      </w:r>
+      <w:r>
+        <w:t>Macroeconomic capacity includes variables such as GDP per capita and annual GDP growth rate</w:t>
+      </w:r>
+      <w:r>
+        <w:t xml:space="preserve">, aiming to test the hypothesis that capital-intensive renewable energy projects are driven by economic maturity and available financial sources. Infrastructural maturity and energy access includes indicators </w:t>
       </w:r>
       <w:r>
         <w:lastRenderedPageBreak/>
-        <w:t xml:space="preserve">primary energy consumption and CO2 emissions. </w:t>
-      </w:r>
-      <w:r>
-        <w:rPr>
-          <w:highlight w:val="yellow"/>
-        </w:rPr>
-        <w:t>Table 1</w:t>
-      </w:r>
-      <w:r>
-        <w:t xml:space="preserve"> encapsulates these dependent and independent variables, presenting an overview of the analytical framework employed in this study.</w:t>
+        <w:t xml:space="preserve">such as the percentage of the population with access to electricity and access to clean cooking fuels. This category aims help distinguish between nations actively expanding their primary grids verses advanced nations optimizing highly energy-intensive societies. Geographic and demographic constraints include variables such as total land area and population density. These are the physical realities of a country which heavily dictate its energy policy. Existing energy mix and environmental footprint such as </w:t>
+      </w:r>
+      <w:r>
+        <w:t>fossil fuel electricity generation and nuclear energy output are selected to map the energy regimes of each nation.</w:t>
       </w:r>
     </w:p>
     <w:p>
@@ -1592,6 +1632,103 @@
         <w:t>Data Collection</w:t>
       </w:r>
       <w:bookmarkEnd w:id="8"/>
+    </w:p>
+    <w:p>
+      <w:r>
+        <w:t>To conduct a robust analysis of the macro-level drivers of renewable energy adoption, this study utilizes a longitudinal panel dataset (Country-Year format). The data was aggregated from two highly authoritative, publicly accessible databases to ensure global coverage, consistency, and reproducibility.</w:t>
+      </w:r>
+      <w:r>
+        <w:t xml:space="preserve"> </w:t>
+      </w:r>
+      <w:r>
+        <w:t>The World Bank’s WDI database is the premier source for cross-country comparable macroeconomic and demographic data. It was utilized to collect foundational socioeconomic metrics, including GDP per capita, population density, land area, and infrastructural milestones such as access to electricity and clean cooking fuels. The World Bank enforces strict methodological standards, ensuring that economic metrics (e.g., constant USD) are accurately harmonized across vastly different global economies.</w:t>
+      </w:r>
+      <w:r>
+        <w:t xml:space="preserve"> </w:t>
+      </w:r>
+      <w:r>
+        <w:t>To capture the nuanced shifts in global energy systems, this study utilized OWID, an open-source data aggregator maintained by researchers at the University of Oxford. OWID harmonizes complex energy data from primary authorities such as the Energy Institute (formerly the BP Statistical Review of World Energy) and Ember. This source provided the precise calculations for the dependent variable (the share of primary energy from renewable sources), as well as granular metrics on fossil fuel reliance, low-carbon energy shares, and per capita CO2 emissions.</w:t>
+      </w:r>
+    </w:p>
+    <w:p>
+      <w:r>
+        <w:lastRenderedPageBreak/>
+        <w:t>The study observes global data over a ten-year period from 2012 to 2021. This specific decade was selected for three primary reasons</w:t>
+      </w:r>
+      <w:r>
+        <w:t xml:space="preserve">. Firstly, this </w:t>
+      </w:r>
+      <w:r>
+        <w:t>era captures the rapid, cost-competitive scaling of solar and wind technologies, shifting renewables from a niche energy source to a mainstream economic choice.</w:t>
+      </w:r>
+      <w:r>
+        <w:t xml:space="preserve"> Secondly, it </w:t>
+      </w:r>
+      <w:r>
+        <w:t>encompasses the critical years leading up to and following the 2015 Paris Agreement, capturing the global policy shift toward decarbonization.</w:t>
+      </w:r>
+      <w:r>
+        <w:t xml:space="preserve"> And finally, years </w:t>
+      </w:r>
+      <w:r>
+        <w:t>prior to 2010 suffer from significant missing data regarding modern renewable generation in developing nations, while data beyond 2021 was subject to reporting lags and the unprecedented anomalies of the immediate post-pandemic energy crisis.</w:t>
+      </w:r>
+    </w:p>
+    <w:p>
+      <w:pPr>
+        <w:pStyle w:val="Heading2"/>
+      </w:pPr>
+      <w:r>
+        <w:t>The Blended Approach</w:t>
+      </w:r>
+    </w:p>
+    <w:p>
+      <w:r>
+        <w:t>Traditional macroeconomic studies on energy transitions frequently rely on global, pooled regressions. However, assuming that the drivers of renewable energy adoption are identical for a highly developed, service-based economy and a rapidly industrializing, developing nation introduces severe unobserved heterogeneity. To overcome this limitation, this study proposes a three-pillar blended methodology</w:t>
+      </w:r>
+      <w:r>
+        <w:t xml:space="preserve">, </w:t>
+      </w:r>
+      <w:r>
+        <w:t>integrating unsupervised machine learning, temporal analysis, and advanced panel econometrics.</w:t>
+      </w:r>
+      <w:r>
+        <w:t xml:space="preserve"> </w:t>
+      </w:r>
+      <w:r>
+        <w:t>This multi-stage approach ensures that policy levers are evaluated strictly within their appropriate macroeconomic contexts.</w:t>
+      </w:r>
+    </w:p>
+    <w:p>
+      <w:pPr>
+        <w:pStyle w:val="Heading1"/>
+      </w:pPr>
+      <w:r>
+        <w:t>Analysis</w:t>
+      </w:r>
+    </w:p>
+    <w:p>
+      <w:r>
+        <w:t xml:space="preserve">This section of the paper details the methodology used for each phase of the analysis and the interpretation of their corresponding results. Please refer to the demonstration file, </w:t>
+      </w:r>
+      <w:proofErr w:type="spellStart"/>
+      <w:proofErr w:type="gramStart"/>
+      <w:r>
+        <w:t>code.ipynb</w:t>
+      </w:r>
+      <w:proofErr w:type="spellEnd"/>
+      <w:proofErr w:type="gramEnd"/>
+      <w:r>
+        <w:t>, and the utilities file, utils.py, for functions used and the implementation pipeline.</w:t>
+      </w:r>
+    </w:p>
+    <w:p>
+      <w:pPr>
+        <w:pStyle w:val="Heading2"/>
+      </w:pPr>
+      <w:r>
+        <w:t>Regime Identification via Dimensionality Reduction and Clustering</w:t>
+      </w:r>
     </w:p>
     <w:p/>
     <w:p>
@@ -1634,7 +1771,7 @@
           </w:r>
           <w:proofErr w:type="spellStart"/>
           <w:r>
-            <w:t>A¨ıssa</w:t>
+            <w:t>Aıssa</w:t>
           </w:r>
           <w:proofErr w:type="spellEnd"/>
           <w:r>
@@ -3873,6 +4010,7 @@
   <w:style w:type="character" w:default="1" w:styleId="DefaultParagraphFont">
     <w:name w:val="Default Paragraph Font"/>
     <w:uiPriority w:val="1"/>
+    <w:semiHidden/>
     <w:unhideWhenUsed/>
   </w:style>
   <w:style w:type="table" w:default="1" w:styleId="TableNormal">
@@ -5980,6 +6118,7 @@
   <w:rsids>
     <w:rsidRoot w:val="005A5532"/>
     <w:rsid w:val="003D1E65"/>
+    <w:rsid w:val="003E2E60"/>
     <w:rsid w:val="005A5532"/>
     <w:rsid w:val="007673BF"/>
     <w:rsid w:val="00AC2577"/>

--- a/Project/WIP_Report.docx
+++ b/Project/WIP_Report.docx
@@ -1859,15 +1859,7 @@
           </w:r>
           <w:proofErr w:type="spellEnd"/>
           <w:r>
-            <w:t xml:space="preserve"> </w:t>
-          </w:r>
-          <w:proofErr w:type="spellStart"/>
-          <w:r>
-            <w:t>Dergisi</w:t>
-          </w:r>
-          <w:proofErr w:type="spellEnd"/>
-          <w:r>
-            <w:t>, 2019.</w:t>
+            <w:t xml:space="preserve"> Dergisi, 2019.</w:t>
           </w:r>
         </w:p>
         <w:p>
@@ -6121,9 +6113,11 @@
     <w:rsid w:val="003E2E60"/>
     <w:rsid w:val="005A5532"/>
     <w:rsid w:val="007673BF"/>
+    <w:rsid w:val="008B7EC3"/>
     <w:rsid w:val="00AC2577"/>
     <w:rsid w:val="00C70129"/>
     <w:rsid w:val="00D153CD"/>
+    <w:rsid w:val="00DC0D7F"/>
     <w:rsid w:val="00F10E29"/>
   </w:rsids>
   <m:mathPr>

--- a/Project/WIP_Report.docx
+++ b/Project/WIP_Report.docx
@@ -6112,6 +6112,7 @@
     <w:rsid w:val="003D1E65"/>
     <w:rsid w:val="003E2E60"/>
     <w:rsid w:val="005A5532"/>
+    <w:rsid w:val="005B62B2"/>
     <w:rsid w:val="007673BF"/>
     <w:rsid w:val="008B7EC3"/>
     <w:rsid w:val="00AC2577"/>
